--- a/resources/статьи_конференции/УчЗапКФУ_2026/LazarevIS.docx
+++ b/resources/статьи_конференции/УчЗапКФУ_2026/LazarevIS.docx
@@ -280,148 +280,113 @@
         <w:ind w:firstLine="709"/>
         <w:jc w:val="both"/>
         <w:rPr>
-          <w:highlight w:val="green"/>
           <w:lang w:val="ru-RU"/>
         </w:rPr>
       </w:pPr>
       <w:r>
         <w:rPr>
-          <w:highlight w:val="green"/>
-          <w:lang w:val="ru-RU"/>
-        </w:rPr>
-        <w:t xml:space="preserve">Для корректного прогноза охлаждения пласта в настоящей работе вертикальные теплопотери через кровлю и подошву учитываются по классической схеме </w:t>
-      </w:r>
-      <w:proofErr w:type="spellStart"/>
-      <w:r>
-        <w:rPr>
-          <w:highlight w:val="green"/>
-          <w:lang w:val="ru-RU"/>
-        </w:rPr>
-        <w:t>Ловерье</w:t>
-      </w:r>
-      <w:proofErr w:type="spellEnd"/>
-      <w:r>
-        <w:rPr>
-          <w:highlight w:val="green"/>
-          <w:lang w:val="ru-RU"/>
-        </w:rPr>
-        <w:t xml:space="preserve">. Данный подход, предполагающий квазистационарный теплообмен с </w:t>
-      </w:r>
-      <w:proofErr w:type="spellStart"/>
-      <w:r>
-        <w:rPr>
-          <w:highlight w:val="green"/>
-          <w:lang w:val="ru-RU"/>
-        </w:rPr>
-        <w:t>полубесконечными</w:t>
-      </w:r>
-      <w:proofErr w:type="spellEnd"/>
-      <w:r>
-        <w:rPr>
-          <w:highlight w:val="green"/>
-          <w:lang w:val="ru-RU"/>
-        </w:rPr>
-        <w:t xml:space="preserve"> массивами пород, позволяет избежать ресурсоемкого прямого моделирования вмещающих толщ. Тепловой поток рассчитывается на основе решения уравнения теплопроводности для </w:t>
-      </w:r>
-      <w:proofErr w:type="spellStart"/>
-      <w:r>
-        <w:rPr>
-          <w:highlight w:val="green"/>
-          <w:lang w:val="ru-RU"/>
-        </w:rPr>
-        <w:t>полубесконечного</w:t>
-      </w:r>
-      <w:proofErr w:type="spellEnd"/>
-      <w:r>
-        <w:rPr>
-          <w:highlight w:val="green"/>
-          <w:lang w:val="ru-RU"/>
-        </w:rPr>
-        <w:t xml:space="preserve"> тела с граничным условием первого рода на контакте и интегрируется в уравнение энергии пласта как источник. Учет этого механизма приводит к </w:t>
-      </w:r>
-      <w:r>
-        <w:rPr>
-          <w:highlight w:val="green"/>
-          <w:lang w:val="ru-RU"/>
-        </w:rPr>
-        <w:t>менее</w:t>
-      </w:r>
-      <w:r>
-        <w:rPr>
-          <w:highlight w:val="green"/>
-          <w:lang w:val="ru-RU"/>
-        </w:rPr>
-        <w:t xml:space="preserve"> интенсивному расчетному охлаждению </w:t>
-      </w:r>
-      <w:r>
-        <w:rPr>
-          <w:highlight w:val="green"/>
+          <w:lang w:val="ru-RU"/>
+        </w:rPr>
+        <w:t>Построение модели прогнозирования осаждения парафина представляет собой комплексную задачу. При моделировании закачки холодной воды в нефтяной пласт необходимо учитывать два основных явления: процесс кристаллизации парафина в нефти и последующий процесс отложения парафина на поверхность пор. Имеется богатый объем информации о теплофизических характеристиках и химическом составе парафиновых соединений</w:t>
+      </w:r>
+      <w:r>
+        <w:rPr>
+          <w:lang w:val="ru-RU"/>
+        </w:rPr>
+        <w:t xml:space="preserve"> [4]</w:t>
+      </w:r>
+      <w:r>
+        <w:rPr>
+          <w:lang w:val="ru-RU"/>
+        </w:rPr>
+        <w:t xml:space="preserve">. Разработаны различные термодинамические модели, позволяющие предсказать </w:t>
+      </w:r>
+      <w:proofErr w:type="gramStart"/>
+      <w:r>
+        <w:rPr>
+          <w:lang w:val="ru-RU"/>
+        </w:rPr>
+        <w:t>температуру</w:t>
+      </w:r>
+      <w:proofErr w:type="gramEnd"/>
+      <w:r>
+        <w:rPr>
+          <w:lang w:val="ru-RU"/>
+        </w:rPr>
+        <w:t xml:space="preserve"> </w:t>
+      </w:r>
+      <w:r>
+        <w:rPr>
+          <w:lang w:val="ru-RU"/>
+        </w:rPr>
+        <w:t xml:space="preserve">начала кристаллизации </w:t>
+      </w:r>
+      <w:r>
+        <w:rPr>
+          <w:lang w:val="ru-RU"/>
+        </w:rPr>
+        <w:t>(</w:t>
+      </w:r>
+      <w:r>
+        <w:rPr>
+          <w:lang w:val="ru-RU"/>
+        </w:rPr>
+        <w:t xml:space="preserve">температуру помутнения), и описывать состояние равновесия между твердой и жидкой фазами для </w:t>
+      </w:r>
+      <w:r>
+        <w:rPr>
           <w:lang w:val="ru-RU"/>
         </w:rPr>
         <w:lastRenderedPageBreak/>
-        <w:t xml:space="preserve">призабойной зоны по сравнению с моделью </w:t>
-      </w:r>
-      <w:r>
-        <w:rPr>
-          <w:highlight w:val="green"/>
-          <w:lang w:val="ru-RU"/>
-        </w:rPr>
-        <w:t>теплоизолированных вертикальных границ</w:t>
-      </w:r>
-      <w:r>
-        <w:rPr>
-          <w:highlight w:val="green"/>
-          <w:lang w:val="ru-RU"/>
-        </w:rPr>
-        <w:t>, так как окружающие породы обладают значительным запасом энергии, который расходуется на нагревание нагнетаемой воды.</w:t>
-      </w:r>
-      <w:r>
-        <w:rPr>
-          <w:highlight w:val="green"/>
-          <w:lang w:val="ru-RU"/>
-        </w:rPr>
-        <w:t xml:space="preserve"> Это повышает </w:t>
-      </w:r>
-      <w:r>
-        <w:rPr>
-          <w:highlight w:val="green"/>
-          <w:lang w:val="ru-RU"/>
-        </w:rPr>
-        <w:t>корректность к</w:t>
-      </w:r>
-      <w:r>
-        <w:rPr>
-          <w:highlight w:val="green"/>
-          <w:lang w:val="ru-RU"/>
-        </w:rPr>
-        <w:t>омплексной модели и достоверность прогноза продуктивности скважин.</w:t>
-      </w:r>
-      <w:r>
-        <w:rPr>
-          <w:lang w:val="ru-RU"/>
-        </w:rPr>
-        <w:t xml:space="preserve"> </w:t>
-      </w:r>
-      <w:r>
-        <w:rPr>
-          <w:highlight w:val="red"/>
-          <w:lang w:val="ru-RU"/>
-        </w:rPr>
-        <w:t>[</w:t>
-      </w:r>
-      <w:r>
-        <w:rPr>
-          <w:highlight w:val="red"/>
-          <w:lang w:val="ru-RU"/>
-        </w:rPr>
-        <w:t>16</w:t>
-      </w:r>
-      <w:r>
-        <w:rPr>
-          <w:highlight w:val="red"/>
-          <w:lang w:val="ru-RU"/>
-        </w:rPr>
-        <w:t>]</w:t>
+        <w:t>углеводородных систем</w:t>
+      </w:r>
+      <w:r>
+        <w:rPr>
+          <w:lang w:val="ru-RU"/>
+        </w:rPr>
+        <w:t xml:space="preserve"> [2, 5, 6]</w:t>
+      </w:r>
+      <w:r>
+        <w:rPr>
+          <w:lang w:val="ru-RU"/>
+        </w:rPr>
+        <w:t>. В ряде научных работ для моделирования растворимости/осаждения парафинов применялось уравнение теории реальных растворов для бинарной смеси. В качестве альтернативного подхода во некоторых исследованиях используется теория идеального раствора бинарной смеси</w:t>
+      </w:r>
+      <w:r>
+        <w:rPr>
+          <w:lang w:val="ru-RU"/>
+        </w:rPr>
+        <w:t xml:space="preserve"> [7, 8]</w:t>
+      </w:r>
+      <w:r>
+        <w:rPr>
+          <w:lang w:val="ru-RU"/>
+        </w:rPr>
+        <w:t>. Обычно интенсивность отложения частиц парафина представляется комбинацией трех независимый факторов</w:t>
+      </w:r>
+      <w:r>
+        <w:rPr>
+          <w:lang w:val="ru-RU"/>
+        </w:rPr>
+        <w:t xml:space="preserve"> [4-6, 9]</w:t>
+      </w:r>
+      <w:r>
+        <w:rPr>
+          <w:lang w:val="ru-RU"/>
+        </w:rPr>
+        <w:t>. Первый фактор характеризует осаждение частиц на стенках пор под действием силы тяжести и/или адгезии. Второй — выражает вынос парафиновых отложений потоком нефти при превышении определенного порогового значения внутрипоровой скорости. Последний — описывает скорость, с которой парафиновые частицы блокируют поры. Отложение твердых частиц парафина в пористой среде влечет за собой снижение проницаемости. Текущее локальное значение проницаемости определяется степенной зависимостью, схожей с формулой и Козени-Кармана</w:t>
+      </w:r>
+      <w:r>
+        <w:rPr>
+          <w:lang w:val="ru-RU"/>
+        </w:rPr>
+        <w:t xml:space="preserve"> [10]</w:t>
+      </w:r>
+      <w:r>
+        <w:rPr>
+          <w:lang w:val="ru-RU"/>
+        </w:rPr>
+        <w:t xml:space="preserve">. </w:t>
       </w:r>
     </w:p>
     <w:p>
@@ -437,7 +402,19 @@
         <w:rPr>
           <w:lang w:val="ru-RU"/>
         </w:rPr>
-        <w:t>Построение модели прогнозирования осаждения парафина представляет собой комплексную задачу. При моделировании закачки холодной воды в нефтяной пласт необходимо учитывать два основных явления: процесс кристаллизации парафина в нефти и последующий процесс отложения парафина на поверхность пор. Имеется богатый объем информации о теплофизических характеристиках и химическом составе парафиновых соединений</w:t>
+        <w:t>В настоящей работе нефть моделируется как двухкомпонентная углеводородная смесь, состоящая из «нефти» и «парафина». Предполагается, что данные компоненты не смешиваются с водой. Для прогнозирования температуры начала кристаллизации парафина применяется модель идеального раствора бинарной смеси</w:t>
+      </w:r>
+      <w:r>
+        <w:rPr>
+          <w:lang w:val="ru-RU"/>
+        </w:rPr>
+        <w:t xml:space="preserve"> [8]</w:t>
+      </w:r>
+      <w:r>
+        <w:rPr>
+          <w:lang w:val="ru-RU"/>
+        </w:rPr>
+        <w:t>. Особое внимание уделяется механизму блокировки пор парафином. Функция распределения пор по размерам используется для определения коэффициентов пористости и проницаемости</w:t>
       </w:r>
       <w:r>
         <w:rPr>
@@ -449,79 +426,38 @@
         <w:rPr>
           <w:lang w:val="ru-RU"/>
         </w:rPr>
-        <w:t>. Разработаны различные термодинамические модели, позволяющие предсказать температуру</w:t>
-      </w:r>
-      <w:r>
-        <w:rPr>
-          <w:lang w:val="ru-RU"/>
-        </w:rPr>
-        <w:t xml:space="preserve"> </w:t>
-      </w:r>
-      <w:r>
-        <w:rPr>
-          <w:lang w:val="ru-RU"/>
-        </w:rPr>
-        <w:t xml:space="preserve">начала кристаллизации </w:t>
-      </w:r>
-      <w:r>
-        <w:rPr>
-          <w:lang w:val="ru-RU"/>
-        </w:rPr>
-        <w:t>(</w:t>
-      </w:r>
-      <w:r>
-        <w:rPr>
-          <w:lang w:val="ru-RU"/>
-        </w:rPr>
-        <w:t>температуру помутнения), и описывать состояние равновесия между твердой и жидкой фазами для углеводородных систем</w:t>
-      </w:r>
-      <w:r>
-        <w:rPr>
-          <w:lang w:val="ru-RU"/>
-        </w:rPr>
-        <w:t xml:space="preserve"> [2, 5, 6]</w:t>
-      </w:r>
-      <w:r>
-        <w:rPr>
-          <w:lang w:val="ru-RU"/>
-        </w:rPr>
-        <w:t>. В ряде научных работ для моделирования растворимости/осаждения парафинов применялось уравнение теории реальных растворов для бинарной смеси. В качестве альтернативного подхода во некоторых исследованиях используется теория идеального раствора бинарной смеси</w:t>
-      </w:r>
-      <w:r>
-        <w:rPr>
-          <w:lang w:val="ru-RU"/>
-        </w:rPr>
-        <w:t xml:space="preserve"> [7, 8]</w:t>
-      </w:r>
-      <w:r>
-        <w:rPr>
-          <w:lang w:val="ru-RU"/>
-        </w:rPr>
-        <w:t>. Обычно интенсивность отложения частиц парафина представляется комбинацией трех независимый факторов</w:t>
-      </w:r>
-      <w:r>
-        <w:rPr>
-          <w:lang w:val="ru-RU"/>
-        </w:rPr>
-        <w:t xml:space="preserve"> [4-6, 9]</w:t>
-      </w:r>
-      <w:r>
-        <w:rPr>
-          <w:lang w:val="ru-RU"/>
-        </w:rPr>
-        <w:t>. Первый фактор характеризует осаждение частиц на стенках пор под действием силы тяжести и/или адгезии. Второй — выражает вынос парафиновых отложений потоком нефти при превышении определенного порогового значения внутрипоровой скорости. Последний — описывает скорость, с которой парафиновые частицы блокируют поры. Отложение твердых частиц парафина в пористой среде влечет за собой снижение проницаемости. Текущее локальное значение проницаемости определяется степенной зависимостью, схожей с формулой и Козени-Кармана</w:t>
-      </w:r>
-      <w:r>
-        <w:rPr>
-          <w:lang w:val="ru-RU"/>
-        </w:rPr>
-        <w:t xml:space="preserve"> [10]</w:t>
-      </w:r>
-      <w:r>
-        <w:rPr>
-          <w:lang w:val="ru-RU"/>
-        </w:rPr>
-        <w:t xml:space="preserve">. </w:t>
+        <w:t>. Также при помощи нее строятся замыкающие соотношения для уравнений сохранения массы, импульса и энергии</w:t>
+      </w:r>
+      <w:r>
+        <w:rPr>
+          <w:lang w:val="ru-RU"/>
+        </w:rPr>
+        <w:t xml:space="preserve"> [4, 11, 12]</w:t>
+      </w:r>
+      <w:r>
+        <w:rPr>
+          <w:lang w:val="ru-RU"/>
+        </w:rPr>
+        <w:t>.</w:t>
+      </w:r>
+    </w:p>
+    <w:p>
+      <w:pPr>
+        <w:pStyle w:val="1"/>
+        <w:jc w:val="both"/>
+        <w:rPr>
+          <w:color w:val="auto"/>
+          <w:lang w:val="ru-RU"/>
+        </w:rPr>
+      </w:pPr>
+      <w:bookmarkStart w:id="1" w:name="постановка-задачи"/>
+      <w:bookmarkEnd w:id="0"/>
+      <w:r>
+        <w:rPr>
+          <w:color w:val="auto"/>
+          <w:lang w:val="ru-RU"/>
+        </w:rPr>
+        <w:t>Постановка задачи</w:t>
       </w:r>
     </w:p>
     <w:p>
@@ -537,38 +473,157 @@
         <w:rPr>
           <w:lang w:val="ru-RU"/>
         </w:rPr>
-        <w:t>В настоящей работе нефть моделируется как двухкомпонентная углеводородная смесь, состоящая из «нефти» и «парафина». Предполагается, что данные компоненты не смешиваются с водой. Для прогнозирования температуры начала кристаллизации парафина применяется модель идеального раствора бинарной смеси</w:t>
-      </w:r>
-      <w:r>
-        <w:rPr>
-          <w:lang w:val="ru-RU"/>
-        </w:rPr>
-        <w:t xml:space="preserve"> [8]</w:t>
-      </w:r>
-      <w:r>
-        <w:rPr>
-          <w:lang w:val="ru-RU"/>
-        </w:rPr>
-        <w:t>. Особое внимание уделяется механизму блокировки пор парафином. Функция распределения пор по размерам используется для определения коэффициентов пористости и проницаемости</w:t>
-      </w:r>
-      <w:r>
-        <w:rPr>
-          <w:lang w:val="ru-RU"/>
-        </w:rPr>
-        <w:t xml:space="preserve"> [4]</w:t>
-      </w:r>
-      <w:r>
-        <w:rPr>
-          <w:lang w:val="ru-RU"/>
-        </w:rPr>
-        <w:t>. Также при помощи нее строятся замыкающие соотношения для уравнений сохранения массы, импульса и энергии</w:t>
-      </w:r>
-      <w:r>
-        <w:rPr>
-          <w:lang w:val="ru-RU"/>
-        </w:rPr>
-        <w:t xml:space="preserve"> [4, 11, 12]</w:t>
-      </w:r>
+        <w:t xml:space="preserve">Рассматривается двухфазная неизотермическая фильтрация в области </w:t>
+      </w:r>
+      <m:oMath>
+        <m:r>
+          <w:rPr>
+            <w:rFonts w:ascii="Cambria Math" w:hAnsi="Cambria Math"/>
+          </w:rPr>
+          <m:t>D</m:t>
+        </m:r>
+      </m:oMath>
+      <w:r>
+        <w:rPr>
+          <w:lang w:val="ru-RU"/>
+        </w:rPr>
+        <w:t xml:space="preserve">. Пласт теплоизолирован, его пористость и проницаемость равны </w:t>
+      </w:r>
+      <m:oMath>
+        <m:r>
+          <w:rPr>
+            <w:rFonts w:ascii="Cambria Math" w:hAnsi="Cambria Math"/>
+          </w:rPr>
+          <m:t>m</m:t>
+        </m:r>
+      </m:oMath>
+      <w:r>
+        <w:rPr>
+          <w:lang w:val="ru-RU"/>
+        </w:rPr>
+        <w:t xml:space="preserve"> и </w:t>
+      </w:r>
+      <m:oMath>
+        <m:r>
+          <w:rPr>
+            <w:rFonts w:ascii="Cambria Math" w:hAnsi="Cambria Math"/>
+          </w:rPr>
+          <m:t>k</m:t>
+        </m:r>
+      </m:oMath>
+      <w:r>
+        <w:rPr>
+          <w:lang w:val="ru-RU"/>
+        </w:rPr>
+        <w:t xml:space="preserve"> соответственно. Область </w:t>
+      </w:r>
+      <m:oMath>
+        <m:r>
+          <w:rPr>
+            <w:rFonts w:ascii="Cambria Math" w:hAnsi="Cambria Math"/>
+          </w:rPr>
+          <m:t>D</m:t>
+        </m:r>
+      </m:oMath>
+      <w:r>
+        <w:rPr>
+          <w:lang w:val="ru-RU"/>
+        </w:rPr>
+        <w:t xml:space="preserve"> содержит нагнетательные и добывающие скважины. Начальная температура пласта </w:t>
+      </w:r>
+      <m:oMath>
+        <m:r>
+          <w:rPr>
+            <w:rFonts w:ascii="Cambria Math" w:hAnsi="Cambria Math"/>
+          </w:rPr>
+          <m:t>T</m:t>
+        </m:r>
+        <m:r>
+          <m:rPr>
+            <m:sty m:val="p"/>
+          </m:rPr>
+          <w:rPr>
+            <w:rFonts w:ascii="Cambria Math" w:hAnsi="Cambria Math"/>
+            <w:lang w:val="ru-RU"/>
+          </w:rPr>
+          <m:t>=</m:t>
+        </m:r>
+        <m:sSub>
+          <m:sSubPr>
+            <m:ctrlPr>
+              <w:rPr>
+                <w:rFonts w:ascii="Cambria Math" w:hAnsi="Cambria Math"/>
+              </w:rPr>
+            </m:ctrlPr>
+          </m:sSubPr>
+          <m:e>
+            <m:r>
+              <w:rPr>
+                <w:rFonts w:ascii="Cambria Math" w:hAnsi="Cambria Math"/>
+              </w:rPr>
+              <m:t>T</m:t>
+            </m:r>
+          </m:e>
+          <m:sub>
+            <m:r>
+              <w:rPr>
+                <w:rFonts w:ascii="Cambria Math" w:hAnsi="Cambria Math"/>
+                <w:lang w:val="ru-RU"/>
+              </w:rPr>
+              <m:t>0</m:t>
+            </m:r>
+          </m:sub>
+        </m:sSub>
+      </m:oMath>
+      <w:r>
+        <w:rPr>
+          <w:lang w:val="ru-RU"/>
+        </w:rPr>
+        <w:t xml:space="preserve">, а температура нагнетаемой воды </w:t>
+      </w:r>
+      <m:oMath>
+        <m:r>
+          <w:rPr>
+            <w:rFonts w:ascii="Cambria Math" w:hAnsi="Cambria Math"/>
+          </w:rPr>
+          <m:t>T</m:t>
+        </m:r>
+        <m:r>
+          <m:rPr>
+            <m:sty m:val="p"/>
+          </m:rPr>
+          <w:rPr>
+            <w:rFonts w:ascii="Cambria Math" w:hAnsi="Cambria Math"/>
+            <w:lang w:val="ru-RU"/>
+          </w:rPr>
+          <m:t>=</m:t>
+        </m:r>
+        <m:sSub>
+          <m:sSubPr>
+            <m:ctrlPr>
+              <w:rPr>
+                <w:rFonts w:ascii="Cambria Math" w:hAnsi="Cambria Math"/>
+              </w:rPr>
+            </m:ctrlPr>
+          </m:sSubPr>
+          <m:e>
+            <m:r>
+              <w:rPr>
+                <w:rFonts w:ascii="Cambria Math" w:hAnsi="Cambria Math"/>
+              </w:rPr>
+              <m:t>T</m:t>
+            </m:r>
+          </m:e>
+          <m:sub>
+            <m:r>
+              <w:rPr>
+                <w:rFonts w:ascii="Cambria Math" w:hAnsi="Cambria Math"/>
+              </w:rPr>
+              <m:t>inj</m:t>
+            </m:r>
+          </m:sub>
+        </m:sSub>
+      </m:oMath>
       <w:r>
         <w:rPr>
           <w:lang w:val="ru-RU"/>
@@ -578,21 +633,20 @@
     </w:p>
     <w:p>
       <w:pPr>
-        <w:pStyle w:val="1"/>
+        <w:pStyle w:val="2"/>
         <w:jc w:val="both"/>
         <w:rPr>
           <w:color w:val="auto"/>
           <w:lang w:val="ru-RU"/>
         </w:rPr>
       </w:pPr>
-      <w:bookmarkStart w:id="1" w:name="постановка-задачи"/>
-      <w:bookmarkEnd w:id="0"/>
+      <w:bookmarkStart w:id="2" w:name="законы-сохранения."/>
       <w:r>
         <w:rPr>
           <w:color w:val="auto"/>
           <w:lang w:val="ru-RU"/>
         </w:rPr>
-        <w:t>Постановка задачи</w:t>
+        <w:t xml:space="preserve">Законы сохранения </w:t>
       </w:r>
     </w:p>
     <w:p>
@@ -608,195 +662,6 @@
         <w:rPr>
           <w:lang w:val="ru-RU"/>
         </w:rPr>
-        <w:t xml:space="preserve">Рассматривается двухфазная неизотермическая фильтрация в области </w:t>
-      </w:r>
-      <m:oMath>
-        <m:r>
-          <w:rPr>
-            <w:rFonts w:ascii="Cambria Math" w:hAnsi="Cambria Math"/>
-          </w:rPr>
-          <m:t>D</m:t>
-        </m:r>
-      </m:oMath>
-      <w:r>
-        <w:rPr>
-          <w:lang w:val="ru-RU"/>
-        </w:rPr>
-        <w:t xml:space="preserve">. Пласт теплоизолирован, его пористость и проницаемость равны </w:t>
-      </w:r>
-      <m:oMath>
-        <m:r>
-          <w:rPr>
-            <w:rFonts w:ascii="Cambria Math" w:hAnsi="Cambria Math"/>
-          </w:rPr>
-          <m:t>m</m:t>
-        </m:r>
-      </m:oMath>
-      <w:r>
-        <w:rPr>
-          <w:lang w:val="ru-RU"/>
-        </w:rPr>
-        <w:t xml:space="preserve"> и </w:t>
-      </w:r>
-      <m:oMath>
-        <m:r>
-          <w:rPr>
-            <w:rFonts w:ascii="Cambria Math" w:hAnsi="Cambria Math"/>
-          </w:rPr>
-          <m:t>k</m:t>
-        </m:r>
-      </m:oMath>
-      <w:r>
-        <w:rPr>
-          <w:lang w:val="ru-RU"/>
-        </w:rPr>
-        <w:t xml:space="preserve"> соответственно. Область </w:t>
-      </w:r>
-      <m:oMath>
-        <m:r>
-          <w:rPr>
-            <w:rFonts w:ascii="Cambria Math" w:hAnsi="Cambria Math"/>
-          </w:rPr>
-          <m:t>D</m:t>
-        </m:r>
-      </m:oMath>
-      <w:r>
-        <w:rPr>
-          <w:lang w:val="ru-RU"/>
-        </w:rPr>
-        <w:t xml:space="preserve"> содержит нагнетательные и добывающие скважины. Начальная температура пласта </w:t>
-      </w:r>
-      <m:oMath>
-        <m:r>
-          <w:rPr>
-            <w:rFonts w:ascii="Cambria Math" w:hAnsi="Cambria Math"/>
-          </w:rPr>
-          <m:t>T</m:t>
-        </m:r>
-        <m:r>
-          <m:rPr>
-            <m:sty m:val="p"/>
-          </m:rPr>
-          <w:rPr>
-            <w:rFonts w:ascii="Cambria Math" w:hAnsi="Cambria Math"/>
-            <w:lang w:val="ru-RU"/>
-          </w:rPr>
-          <m:t>=</m:t>
-        </m:r>
-        <m:sSub>
-          <m:sSubPr>
-            <m:ctrlPr>
-              <w:rPr>
-                <w:rFonts w:ascii="Cambria Math" w:hAnsi="Cambria Math"/>
-              </w:rPr>
-            </m:ctrlPr>
-          </m:sSubPr>
-          <m:e>
-            <m:r>
-              <w:rPr>
-                <w:rFonts w:ascii="Cambria Math" w:hAnsi="Cambria Math"/>
-              </w:rPr>
-              <m:t>T</m:t>
-            </m:r>
-          </m:e>
-          <m:sub>
-            <m:r>
-              <w:rPr>
-                <w:rFonts w:ascii="Cambria Math" w:hAnsi="Cambria Math"/>
-                <w:lang w:val="ru-RU"/>
-              </w:rPr>
-              <m:t>0</m:t>
-            </m:r>
-          </m:sub>
-        </m:sSub>
-      </m:oMath>
-      <w:r>
-        <w:rPr>
-          <w:lang w:val="ru-RU"/>
-        </w:rPr>
-        <w:t xml:space="preserve">, а температура нагнетаемой воды </w:t>
-      </w:r>
-      <m:oMath>
-        <m:r>
-          <w:rPr>
-            <w:rFonts w:ascii="Cambria Math" w:hAnsi="Cambria Math"/>
-          </w:rPr>
-          <m:t>T</m:t>
-        </m:r>
-        <m:r>
-          <m:rPr>
-            <m:sty m:val="p"/>
-          </m:rPr>
-          <w:rPr>
-            <w:rFonts w:ascii="Cambria Math" w:hAnsi="Cambria Math"/>
-            <w:lang w:val="ru-RU"/>
-          </w:rPr>
-          <m:t>=</m:t>
-        </m:r>
-        <m:sSub>
-          <m:sSubPr>
-            <m:ctrlPr>
-              <w:rPr>
-                <w:rFonts w:ascii="Cambria Math" w:hAnsi="Cambria Math"/>
-              </w:rPr>
-            </m:ctrlPr>
-          </m:sSubPr>
-          <m:e>
-            <m:r>
-              <w:rPr>
-                <w:rFonts w:ascii="Cambria Math" w:hAnsi="Cambria Math"/>
-              </w:rPr>
-              <m:t>T</m:t>
-            </m:r>
-          </m:e>
-          <m:sub>
-            <m:r>
-              <w:rPr>
-                <w:rFonts w:ascii="Cambria Math" w:hAnsi="Cambria Math"/>
-              </w:rPr>
-              <m:t>inj</m:t>
-            </m:r>
-          </m:sub>
-        </m:sSub>
-      </m:oMath>
-      <w:r>
-        <w:rPr>
-          <w:lang w:val="ru-RU"/>
-        </w:rPr>
-        <w:t>.</w:t>
-      </w:r>
-    </w:p>
-    <w:p>
-      <w:pPr>
-        <w:pStyle w:val="2"/>
-        <w:jc w:val="both"/>
-        <w:rPr>
-          <w:color w:val="auto"/>
-          <w:lang w:val="ru-RU"/>
-        </w:rPr>
-      </w:pPr>
-      <w:bookmarkStart w:id="2" w:name="законы-сохранения."/>
-      <w:r>
-        <w:rPr>
-          <w:color w:val="auto"/>
-          <w:lang w:val="ru-RU"/>
-        </w:rPr>
-        <w:t xml:space="preserve">Законы сохранения </w:t>
-      </w:r>
-    </w:p>
-    <w:p>
-      <w:pPr>
-        <w:pStyle w:val="FirstParagraph"/>
-        <w:ind w:firstLine="709"/>
-        <w:jc w:val="both"/>
-        <w:rPr>
-          <w:lang w:val="ru-RU"/>
-        </w:rPr>
-      </w:pPr>
-      <w:r>
-        <w:rPr>
-          <w:lang w:val="ru-RU"/>
-        </w:rPr>
         <w:t xml:space="preserve">В данной модели присутствуют две фазы и три </w:t>
       </w:r>
       <w:proofErr w:type="spellStart"/>
@@ -825,14 +690,7 @@
         <w:rPr>
           <w:lang w:val="ru-RU"/>
         </w:rPr>
-        <w:t xml:space="preserve"> выступают нефть, вода и парафин. Предполагается, что жидкости </w:t>
-      </w:r>
-      <w:r>
-        <w:rPr>
-          <w:lang w:val="ru-RU"/>
-        </w:rPr>
-        <w:lastRenderedPageBreak/>
-        <w:t xml:space="preserve">несжимаемы, а также что между водной и нефтяной фазами не происходит </w:t>
+        <w:t xml:space="preserve"> выступают нефть, вода и парафин. Предполагается, что жидкости несжимаемы, а также что между водной и нефтяной фазами не происходит </w:t>
       </w:r>
       <w:proofErr w:type="spellStart"/>
       <w:r>
@@ -1578,6 +1436,7 @@
           <w:rFonts w:eastAsiaTheme="minorEastAsia"/>
           <w:lang w:val="ru-RU"/>
         </w:rPr>
+        <w:lastRenderedPageBreak/>
         <w:tab/>
       </w:r>
       <m:oMath>
@@ -4093,13 +3952,7 @@
                 <w:rPr>
                   <w:rFonts w:ascii="Cambria Math" w:hAnsi="Cambria Math"/>
                 </w:rPr>
-                <m:t>T</m:t>
-              </m:r>
-              <m:r>
-                <w:rPr>
-                  <w:rFonts w:ascii="Cambria Math" w:hAnsi="Cambria Math"/>
-                </w:rPr>
-                <m:t>+</m:t>
+                <m:t>T+</m:t>
               </m:r>
               <m:sSub>
                 <m:sSubPr>
@@ -4793,7 +4646,6 @@
         <w:rPr>
           <w:lang w:val="ru-RU"/>
         </w:rPr>
-        <w:lastRenderedPageBreak/>
         <w:t>Собственная пористость осевших частиц пренебрежимо мала по сравнению с пористостью пласта;</w:t>
       </w:r>
     </w:p>
@@ -4880,6 +4732,7 @@
           <w:color w:val="auto"/>
           <w:lang w:val="ru-RU"/>
         </w:rPr>
+        <w:lastRenderedPageBreak/>
         <w:t xml:space="preserve">Структурные изменения пористой среды </w:t>
       </w:r>
     </w:p>
@@ -6349,21 +6202,21 @@
         <w:rPr>
           <w:lang w:val="ru-RU"/>
         </w:rPr>
-        <w:t>, так как в процессе кольматации пласта частицами параф</w:t>
+        <w:t xml:space="preserve">, так как в процессе </w:t>
       </w:r>
       <w:proofErr w:type="spellStart"/>
       <w:r>
         <w:rPr>
           <w:lang w:val="ru-RU"/>
         </w:rPr>
-        <w:t>ина</w:t>
+        <w:t>кольматации</w:t>
       </w:r>
       <w:proofErr w:type="spellEnd"/>
       <w:r>
         <w:rPr>
           <w:lang w:val="ru-RU"/>
         </w:rPr>
-        <w:t xml:space="preserve"> их диаметры уменьшатся и могут удовлетворять условию закупоривания.</w:t>
+        <w:t xml:space="preserve"> пласта частицами парафина их диаметры уменьшатся и могут удовлетворять условию закупоривания.</w:t>
       </w:r>
     </w:p>
     <w:p>
@@ -6682,7 +6535,6 @@
           <w:rFonts w:eastAsiaTheme="minorEastAsia"/>
           <w:lang w:val="ru-RU"/>
         </w:rPr>
-        <w:lastRenderedPageBreak/>
         <w:tab/>
       </w:r>
       <m:oMath>
@@ -7336,6 +7188,7 @@
         <w:rPr>
           <w:lang w:val="ru-RU"/>
         </w:rPr>
+        <w:lastRenderedPageBreak/>
         <w:t>Изменение объема взвешенных частиц парафина в нефти вызвано двумя факторами: оседанием на поверхности пор и блокированием поровых каналов, содержащих нефть</w:t>
       </w:r>
       <w:r>
@@ -7978,21 +7831,7 @@
         <w:rPr>
           <w:lang w:val="ru-RU"/>
         </w:rPr>
-        <w:t>использовался метод контрольных объемов, согласно которому, при интегрировании уравнений предполагается, что характеристики пласта и флюидов на контрольном объеме имеют постоя</w:t>
-      </w:r>
-      <w:proofErr w:type="spellStart"/>
-      <w:r>
-        <w:rPr>
-          <w:lang w:val="ru-RU"/>
-        </w:rPr>
-        <w:t>нные</w:t>
-      </w:r>
-      <w:proofErr w:type="spellEnd"/>
-      <w:r>
-        <w:rPr>
-          <w:lang w:val="ru-RU"/>
-        </w:rPr>
-        <w:t xml:space="preserve"> значения. Интегрирование конвективных слагаемых выполнялось по схеме вверх по потоку. Для совместного решения уравнений для давления и насыщенности был использован метод </w:t>
+        <w:t xml:space="preserve">использовался метод контрольных объемов, согласно которому, при интегрировании уравнений предполагается, что характеристики пласта и флюидов на контрольном объеме имеют постоянные значения. Интегрирование конвективных слагаемых выполнялось по схеме вверх по потоку. Для совместного решения уравнений для давления и насыщенности был использован метод </w:t>
       </w:r>
       <w:r>
         <w:t>IMPES</w:t>
@@ -10061,14 +9900,7 @@
         <w:rPr>
           <w:lang w:val="ru-RU"/>
         </w:rPr>
-        <w:t xml:space="preserve"> </w:t>
-      </w:r>
-      <w:r>
-        <w:rPr>
-          <w:lang w:val="ru-RU"/>
-        </w:rPr>
-        <w:lastRenderedPageBreak/>
-        <w:t>Дж</w:t>
+        <w:t xml:space="preserve"> Дж</w:t>
       </w:r>
       <m:oMath>
         <m:r>
@@ -11013,6 +10845,7 @@
         <w:rPr>
           <w:lang w:val="ru-RU"/>
         </w:rPr>
+        <w:lastRenderedPageBreak/>
         <w:t>Зависимость вязкости флюидов от температуры вычисляются с использованием приведенных ниже уравнений</w:t>
       </w:r>
       <w:r>
@@ -11470,680 +11303,6 @@
     <w:p>
       <w:pPr>
         <w:pStyle w:val="FirstParagraph"/>
-        <w:jc w:val="both"/>
-        <w:rPr>
-          <w:lang w:val="ru-RU"/>
-        </w:rPr>
-      </w:pPr>
-      <w:r>
-        <w:rPr>
-          <w:noProof/>
-          <w:lang w:val="ru-RU"/>
-        </w:rPr>
-      </w:r>
-      <w:r>
-        <w:rPr>
-          <w:lang w:val="ru-RU"/>
-        </w:rPr>
-        <w:pict w14:anchorId="155DBB8E">
-          <v:group id="_x0000_s1027" editas="canvas" style="width:484.45pt;height:428.75pt;mso-position-horizontal-relative:char;mso-position-vertical-relative:line" coordorigin="1701,5962" coordsize="9689,8575">
-            <o:lock v:ext="edit" aspectratio="t"/>
-            <v:shapetype id="_x0000_t75" coordsize="21600,21600" o:spt="75" o:preferrelative="t" path="m@4@5l@4@11@9@11@9@5xe" filled="f" stroked="f">
-              <v:stroke joinstyle="miter"/>
-              <v:formulas>
-                <v:f eqn="if lineDrawn pixelLineWidth 0"/>
-                <v:f eqn="sum @0 1 0"/>
-                <v:f eqn="sum 0 0 @1"/>
-                <v:f eqn="prod @2 1 2"/>
-                <v:f eqn="prod @3 21600 pixelWidth"/>
-                <v:f eqn="prod @3 21600 pixelHeight"/>
-                <v:f eqn="sum @0 0 1"/>
-                <v:f eqn="prod @6 1 2"/>
-                <v:f eqn="prod @7 21600 pixelWidth"/>
-                <v:f eqn="sum @8 21600 0"/>
-                <v:f eqn="prod @7 21600 pixelHeight"/>
-                <v:f eqn="sum @10 21600 0"/>
-              </v:formulas>
-              <v:path o:extrusionok="f" gradientshapeok="t" o:connecttype="rect"/>
-              <o:lock v:ext="edit" aspectratio="t"/>
-            </v:shapetype>
-            <v:shape id="_x0000_s1026" type="#_x0000_t75" style="position:absolute;left:1701;top:5962;width:9689;height:8575" o:preferrelative="f">
-              <v:fill o:detectmouseclick="t"/>
-              <v:path o:extrusionok="t" o:connecttype="none"/>
-              <o:lock v:ext="edit" text="t"/>
-            </v:shape>
-            <v:shapetype id="_x0000_t202" coordsize="21600,21600" o:spt="202" path="m,l,21600r21600,l21600,xe">
-              <v:stroke joinstyle="miter"/>
-              <v:path gradientshapeok="t" o:connecttype="rect"/>
-            </v:shapetype>
-            <v:shape id="Надпись 2" o:spid="_x0000_s1033" type="#_x0000_t202" style="position:absolute;left:4893;top:5962;width:843;height:503;visibility:visible;mso-width-percent:400;mso-height-percent:200;mso-wrap-distance-left:9pt;mso-wrap-distance-top:3.6pt;mso-wrap-distance-right:9pt;mso-wrap-distance-bottom:3.6pt;mso-position-horizontal-relative:text;mso-position-vertical-relative:text;mso-width-percent:400;mso-height-percent:200;mso-width-relative:margin;mso-height-relative:margin;v-text-anchor:top" stroked="f">
-              <v:textbox style="mso-next-textbox:#Надпись 2">
-                <w:txbxContent>
-                  <w:p>
-                    <w:pPr>
-                      <w:pStyle w:val="af"/>
-                      <w:spacing w:after="0"/>
-                      <w:ind w:left="0"/>
-                      <w:jc w:val="both"/>
-                      <w:rPr>
-                        <w:rFonts w:eastAsiaTheme="minorEastAsia"/>
-                        <w:lang w:val="ru-RU"/>
-                      </w:rPr>
-                    </w:pPr>
-                    <m:oMathPara>
-                      <m:oMath>
-                        <m:sSub>
-                          <m:sSubPr>
-                            <m:ctrlPr>
-                              <w:rPr>
-                                <w:rFonts w:ascii="Cambria Math" w:eastAsiaTheme="minorEastAsia" w:hAnsi="Cambria Math"/>
-                                <w:i/>
-                                <w:lang w:val="ru-RU"/>
-                              </w:rPr>
-                            </m:ctrlPr>
-                          </m:sSubPr>
-                          <m:e>
-                            <m:r>
-                              <w:rPr>
-                                <w:rFonts w:ascii="Cambria Math" w:eastAsiaTheme="minorEastAsia" w:hAnsi="Cambria Math"/>
-                              </w:rPr>
-                              <m:t>a</m:t>
-                            </m:r>
-                          </m:e>
-                          <m:sub>
-                            <m:r>
-                              <w:rPr>
-                                <w:rFonts w:ascii="Cambria Math" w:eastAsiaTheme="minorEastAsia" w:hAnsi="Cambria Math"/>
-                                <w:lang w:val="ru-RU"/>
-                              </w:rPr>
-                              <m:t>2</m:t>
-                            </m:r>
-                          </m:sub>
-                        </m:sSub>
-                      </m:oMath>
-                    </m:oMathPara>
-                  </w:p>
-                </w:txbxContent>
-              </v:textbox>
-            </v:shape>
-            <v:shape id="Надпись 2" o:spid="_x0000_s1038" type="#_x0000_t202" style="position:absolute;left:1701;top:5962;width:843;height:503;visibility:visible;mso-width-percent:400;mso-height-percent:200;mso-wrap-distance-left:9pt;mso-wrap-distance-top:3.6pt;mso-wrap-distance-right:9pt;mso-wrap-distance-bottom:3.6pt;mso-position-horizontal-relative:text;mso-position-vertical-relative:text;mso-width-percent:400;mso-height-percent:200;mso-width-relative:margin;mso-height-relative:margin;v-text-anchor:top" stroked="f">
-              <v:textbox style="mso-next-textbox:#Надпись 2">
-                <w:txbxContent>
-                  <w:p>
-                    <w:pPr>
-                      <w:pStyle w:val="af"/>
-                      <w:spacing w:after="0"/>
-                      <w:ind w:left="0"/>
-                      <w:jc w:val="both"/>
-                      <w:rPr>
-                        <w:rFonts w:eastAsiaTheme="minorEastAsia"/>
-                        <w:lang w:val="ru-RU"/>
-                      </w:rPr>
-                    </w:pPr>
-                    <m:oMathPara>
-                      <m:oMath>
-                        <m:sSub>
-                          <m:sSubPr>
-                            <m:ctrlPr>
-                              <w:rPr>
-                                <w:rFonts w:ascii="Cambria Math" w:eastAsiaTheme="minorEastAsia" w:hAnsi="Cambria Math"/>
-                                <w:i/>
-                                <w:lang w:val="ru-RU"/>
-                              </w:rPr>
-                            </m:ctrlPr>
-                          </m:sSubPr>
-                          <m:e>
-                            <m:r>
-                              <w:rPr>
-                                <w:rFonts w:ascii="Cambria Math" w:eastAsiaTheme="minorEastAsia" w:hAnsi="Cambria Math"/>
-                              </w:rPr>
-                              <m:t>a</m:t>
-                            </m:r>
-                          </m:e>
-                          <m:sub>
-                            <m:r>
-                              <w:rPr>
-                                <w:rFonts w:ascii="Cambria Math" w:eastAsiaTheme="minorEastAsia" w:hAnsi="Cambria Math"/>
-                                <w:lang w:val="ru-RU"/>
-                              </w:rPr>
-                              <m:t>1</m:t>
-                            </m:r>
-                          </m:sub>
-                        </m:sSub>
-                      </m:oMath>
-                    </m:oMathPara>
-                  </w:p>
-                </w:txbxContent>
-              </v:textbox>
-            </v:shape>
-            <v:shape id="Надпись 2" o:spid="_x0000_s1040" type="#_x0000_t202" style="position:absolute;left:8158;top:5962;width:843;height:503;visibility:visible;mso-width-percent:400;mso-height-percent:200;mso-wrap-distance-left:9pt;mso-wrap-distance-top:3.6pt;mso-wrap-distance-right:9pt;mso-wrap-distance-bottom:3.6pt;mso-position-horizontal-relative:text;mso-position-vertical-relative:text;mso-width-percent:400;mso-height-percent:200;mso-width-relative:margin;mso-height-relative:margin;v-text-anchor:top" stroked="f">
-              <v:textbox style="mso-next-textbox:#Надпись 2">
-                <w:txbxContent>
-                  <w:p>
-                    <w:pPr>
-                      <w:pStyle w:val="af"/>
-                      <w:spacing w:after="0"/>
-                      <w:ind w:left="0"/>
-                      <w:jc w:val="both"/>
-                      <w:rPr>
-                        <w:rFonts w:eastAsiaTheme="minorEastAsia"/>
-                        <w:lang w:val="ru-RU"/>
-                      </w:rPr>
-                    </w:pPr>
-                    <m:oMathPara>
-                      <m:oMath>
-                        <m:sSub>
-                          <m:sSubPr>
-                            <m:ctrlPr>
-                              <w:rPr>
-                                <w:rFonts w:ascii="Cambria Math" w:eastAsiaTheme="minorEastAsia" w:hAnsi="Cambria Math"/>
-                                <w:i/>
-                                <w:lang w:val="ru-RU"/>
-                              </w:rPr>
-                            </m:ctrlPr>
-                          </m:sSubPr>
-                          <m:e>
-                            <m:r>
-                              <w:rPr>
-                                <w:rFonts w:ascii="Cambria Math" w:eastAsiaTheme="minorEastAsia" w:hAnsi="Cambria Math"/>
-                              </w:rPr>
-                              <m:t>a</m:t>
-                            </m:r>
-                          </m:e>
-                          <m:sub>
-                            <m:r>
-                              <w:rPr>
-                                <w:rFonts w:ascii="Cambria Math" w:eastAsiaTheme="minorEastAsia" w:hAnsi="Cambria Math"/>
-                                <w:lang w:val="ru-RU"/>
-                              </w:rPr>
-                              <m:t>3</m:t>
-                            </m:r>
-                          </m:sub>
-                        </m:sSub>
-                      </m:oMath>
-                    </m:oMathPara>
-                  </w:p>
-                </w:txbxContent>
-              </v:textbox>
-            </v:shape>
-            <v:shape id="Надпись 2" o:spid="_x0000_s1042" type="#_x0000_t202" style="position:absolute;left:1701;top:9346;width:843;height:503;visibility:visible;mso-width-percent:400;mso-height-percent:200;mso-wrap-distance-left:9pt;mso-wrap-distance-top:3.6pt;mso-wrap-distance-right:9pt;mso-wrap-distance-bottom:3.6pt;mso-position-horizontal-relative:text;mso-position-vertical-relative:text;mso-width-percent:400;mso-height-percent:200;mso-width-relative:margin;mso-height-relative:margin;v-text-anchor:top" stroked="f">
-              <v:textbox style="mso-next-textbox:#Надпись 2">
-                <w:txbxContent>
-                  <w:p>
-                    <w:pPr>
-                      <w:pStyle w:val="af"/>
-                      <w:spacing w:after="0"/>
-                      <w:ind w:left="0"/>
-                      <w:jc w:val="both"/>
-                      <w:rPr>
-                        <w:rFonts w:eastAsiaTheme="minorEastAsia"/>
-                        <w:lang w:val="ru-RU"/>
-                      </w:rPr>
-                    </w:pPr>
-                    <m:oMathPara>
-                      <m:oMath>
-                        <m:sSub>
-                          <m:sSubPr>
-                            <m:ctrlPr>
-                              <w:rPr>
-                                <w:rFonts w:ascii="Cambria Math" w:eastAsiaTheme="minorEastAsia" w:hAnsi="Cambria Math"/>
-                                <w:i/>
-                                <w:lang w:val="ru-RU"/>
-                              </w:rPr>
-                            </m:ctrlPr>
-                          </m:sSubPr>
-                          <m:e>
-                            <m:r>
-                              <w:rPr>
-                                <w:rFonts w:ascii="Cambria Math" w:eastAsiaTheme="minorEastAsia" w:hAnsi="Cambria Math"/>
-                              </w:rPr>
-                              <m:t>b</m:t>
-                            </m:r>
-                          </m:e>
-                          <m:sub>
-                            <m:r>
-                              <w:rPr>
-                                <w:rFonts w:ascii="Cambria Math" w:eastAsiaTheme="minorEastAsia" w:hAnsi="Cambria Math"/>
-                                <w:lang w:val="ru-RU"/>
-                              </w:rPr>
-                              <m:t>1</m:t>
-                            </m:r>
-                          </m:sub>
-                        </m:sSub>
-                      </m:oMath>
-                    </m:oMathPara>
-                  </w:p>
-                </w:txbxContent>
-              </v:textbox>
-            </v:shape>
-            <v:shape id="Надпись 2" o:spid="_x0000_s1043" type="#_x0000_t202" style="position:absolute;left:5067;top:9425;width:843;height:503;visibility:visible;mso-width-percent:400;mso-height-percent:200;mso-wrap-distance-left:9pt;mso-wrap-distance-top:3.6pt;mso-wrap-distance-right:9pt;mso-wrap-distance-bottom:3.6pt;mso-position-horizontal-relative:text;mso-position-vertical-relative:text;mso-width-percent:400;mso-height-percent:200;mso-width-relative:margin;mso-height-relative:margin;v-text-anchor:top" stroked="f">
-              <v:textbox style="mso-next-textbox:#Надпись 2">
-                <w:txbxContent>
-                  <w:p>
-                    <w:pPr>
-                      <w:pStyle w:val="af"/>
-                      <w:spacing w:after="0"/>
-                      <w:ind w:left="0"/>
-                      <w:jc w:val="both"/>
-                      <w:rPr>
-                        <w:rFonts w:eastAsiaTheme="minorEastAsia"/>
-                        <w:lang w:val="ru-RU"/>
-                      </w:rPr>
-                    </w:pPr>
-                    <m:oMathPara>
-                      <m:oMath>
-                        <m:sSub>
-                          <m:sSubPr>
-                            <m:ctrlPr>
-                              <w:rPr>
-                                <w:rFonts w:ascii="Cambria Math" w:eastAsiaTheme="minorEastAsia" w:hAnsi="Cambria Math"/>
-                                <w:i/>
-                                <w:lang w:val="ru-RU"/>
-                              </w:rPr>
-                            </m:ctrlPr>
-                          </m:sSubPr>
-                          <m:e>
-                            <m:r>
-                              <w:rPr>
-                                <w:rFonts w:ascii="Cambria Math" w:eastAsiaTheme="minorEastAsia" w:hAnsi="Cambria Math"/>
-                              </w:rPr>
-                              <m:t>b</m:t>
-                            </m:r>
-                          </m:e>
-                          <m:sub>
-                            <m:r>
-                              <w:rPr>
-                                <w:rFonts w:ascii="Cambria Math" w:eastAsiaTheme="minorEastAsia" w:hAnsi="Cambria Math"/>
-                                <w:lang w:val="ru-RU"/>
-                              </w:rPr>
-                              <m:t>2</m:t>
-                            </m:r>
-                          </m:sub>
-                        </m:sSub>
-                      </m:oMath>
-                    </m:oMathPara>
-                  </w:p>
-                </w:txbxContent>
-              </v:textbox>
-            </v:shape>
-            <v:shape id="Надпись 2" o:spid="_x0000_s1044" type="#_x0000_t202" style="position:absolute;left:8289;top:9425;width:843;height:503;visibility:visible;mso-width-percent:400;mso-height-percent:200;mso-wrap-distance-left:9pt;mso-wrap-distance-top:3.6pt;mso-wrap-distance-right:9pt;mso-wrap-distance-bottom:3.6pt;mso-position-horizontal-relative:text;mso-position-vertical-relative:text;mso-width-percent:400;mso-height-percent:200;mso-width-relative:margin;mso-height-relative:margin;v-text-anchor:top" stroked="f">
-              <v:textbox style="mso-next-textbox:#Надпись 2">
-                <w:txbxContent>
-                  <w:p>
-                    <w:pPr>
-                      <w:pStyle w:val="af"/>
-                      <w:spacing w:after="0"/>
-                      <w:ind w:left="0"/>
-                      <w:jc w:val="both"/>
-                      <w:rPr>
-                        <w:rFonts w:eastAsiaTheme="minorEastAsia"/>
-                        <w:lang w:val="ru-RU"/>
-                      </w:rPr>
-                    </w:pPr>
-                    <m:oMathPara>
-                      <m:oMath>
-                        <m:sSub>
-                          <m:sSubPr>
-                            <m:ctrlPr>
-                              <w:rPr>
-                                <w:rFonts w:ascii="Cambria Math" w:eastAsiaTheme="minorEastAsia" w:hAnsi="Cambria Math"/>
-                                <w:i/>
-                                <w:lang w:val="ru-RU"/>
-                              </w:rPr>
-                            </m:ctrlPr>
-                          </m:sSubPr>
-                          <m:e>
-                            <m:r>
-                              <w:rPr>
-                                <w:rFonts w:ascii="Cambria Math" w:eastAsiaTheme="minorEastAsia" w:hAnsi="Cambria Math"/>
-                              </w:rPr>
-                              <m:t>b</m:t>
-                            </m:r>
-                          </m:e>
-                          <m:sub>
-                            <m:r>
-                              <w:rPr>
-                                <w:rFonts w:ascii="Cambria Math" w:eastAsiaTheme="minorEastAsia" w:hAnsi="Cambria Math"/>
-                                <w:lang w:val="ru-RU"/>
-                              </w:rPr>
-                              <m:t>3</m:t>
-                            </m:r>
-                          </m:sub>
-                        </m:sSub>
-                      </m:oMath>
-                    </m:oMathPara>
-                  </w:p>
-                </w:txbxContent>
-              </v:textbox>
-            </v:shape>
-            <v:shape id="Надпись 2" o:spid="_x0000_s1045" type="#_x0000_t202" style="position:absolute;left:1701;top:12126;width:843;height:503;visibility:visible;mso-width-percent:400;mso-height-percent:200;mso-wrap-distance-left:9pt;mso-wrap-distance-top:3.6pt;mso-wrap-distance-right:9pt;mso-wrap-distance-bottom:3.6pt;mso-position-horizontal-relative:text;mso-position-vertical-relative:text;mso-width-percent:400;mso-height-percent:200;mso-width-relative:margin;mso-height-relative:margin;v-text-anchor:top" stroked="f">
-              <v:textbox style="mso-next-textbox:#Надпись 2">
-                <w:txbxContent>
-                  <w:p>
-                    <w:pPr>
-                      <w:pStyle w:val="af"/>
-                      <w:spacing w:after="0"/>
-                      <w:ind w:left="0"/>
-                      <w:jc w:val="both"/>
-                      <w:rPr>
-                        <w:rFonts w:eastAsiaTheme="minorEastAsia"/>
-                        <w:lang w:val="ru-RU"/>
-                      </w:rPr>
-                    </w:pPr>
-                    <m:oMathPara>
-                      <m:oMath>
-                        <m:sSub>
-                          <m:sSubPr>
-                            <m:ctrlPr>
-                              <w:rPr>
-                                <w:rFonts w:ascii="Cambria Math" w:eastAsiaTheme="minorEastAsia" w:hAnsi="Cambria Math"/>
-                                <w:i/>
-                                <w:lang w:val="ru-RU"/>
-                              </w:rPr>
-                            </m:ctrlPr>
-                          </m:sSubPr>
-                          <m:e>
-                            <m:r>
-                              <w:rPr>
-                                <w:rFonts w:ascii="Cambria Math" w:eastAsiaTheme="minorEastAsia" w:hAnsi="Cambria Math"/>
-                              </w:rPr>
-                              <m:t>с</m:t>
-                            </m:r>
-                          </m:e>
-                          <m:sub>
-                            <m:r>
-                              <w:rPr>
-                                <w:rFonts w:ascii="Cambria Math" w:eastAsiaTheme="minorEastAsia" w:hAnsi="Cambria Math"/>
-                                <w:lang w:val="ru-RU"/>
-                              </w:rPr>
-                              <m:t>1</m:t>
-                            </m:r>
-                          </m:sub>
-                        </m:sSub>
-                      </m:oMath>
-                    </m:oMathPara>
-                  </w:p>
-                </w:txbxContent>
-              </v:textbox>
-            </v:shape>
-            <v:shape id="Надпись 2" o:spid="_x0000_s1046" type="#_x0000_t202" style="position:absolute;left:5193;top:12126;width:843;height:503;visibility:visible;mso-width-percent:400;mso-height-percent:200;mso-wrap-distance-left:9pt;mso-wrap-distance-top:3.6pt;mso-wrap-distance-right:9pt;mso-wrap-distance-bottom:3.6pt;mso-position-horizontal-relative:text;mso-position-vertical-relative:text;mso-width-percent:400;mso-height-percent:200;mso-width-relative:margin;mso-height-relative:margin;v-text-anchor:top" stroked="f">
-              <v:textbox style="mso-next-textbox:#Надпись 2">
-                <w:txbxContent>
-                  <w:p>
-                    <w:pPr>
-                      <w:pStyle w:val="af"/>
-                      <w:spacing w:after="0"/>
-                      <w:ind w:left="0"/>
-                      <w:jc w:val="both"/>
-                      <w:rPr>
-                        <w:rFonts w:eastAsiaTheme="minorEastAsia"/>
-                        <w:lang w:val="ru-RU"/>
-                      </w:rPr>
-                    </w:pPr>
-                    <m:oMathPara>
-                      <m:oMath>
-                        <m:sSub>
-                          <m:sSubPr>
-                            <m:ctrlPr>
-                              <w:rPr>
-                                <w:rFonts w:ascii="Cambria Math" w:eastAsiaTheme="minorEastAsia" w:hAnsi="Cambria Math"/>
-                                <w:i/>
-                                <w:lang w:val="ru-RU"/>
-                              </w:rPr>
-                            </m:ctrlPr>
-                          </m:sSubPr>
-                          <m:e>
-                            <m:r>
-                              <w:rPr>
-                                <w:rFonts w:ascii="Cambria Math" w:eastAsiaTheme="minorEastAsia" w:hAnsi="Cambria Math"/>
-                              </w:rPr>
-                              <m:t>с</m:t>
-                            </m:r>
-                          </m:e>
-                          <m:sub>
-                            <m:r>
-                              <w:rPr>
-                                <w:rFonts w:ascii="Cambria Math" w:eastAsiaTheme="minorEastAsia" w:hAnsi="Cambria Math"/>
-                                <w:lang w:val="ru-RU"/>
-                              </w:rPr>
-                              <m:t>2</m:t>
-                            </m:r>
-                          </m:sub>
-                        </m:sSub>
-                      </m:oMath>
-                    </m:oMathPara>
-                  </w:p>
-                </w:txbxContent>
-              </v:textbox>
-            </v:shape>
-            <v:shape id="Надпись 2" o:spid="_x0000_s1047" type="#_x0000_t202" style="position:absolute;left:8445;top:12126;width:843;height:503;visibility:visible;mso-width-percent:400;mso-height-percent:200;mso-wrap-distance-left:9pt;mso-wrap-distance-top:3.6pt;mso-wrap-distance-right:9pt;mso-wrap-distance-bottom:3.6pt;mso-position-horizontal-relative:text;mso-position-vertical-relative:text;mso-width-percent:400;mso-height-percent:200;mso-width-relative:margin;mso-height-relative:margin;v-text-anchor:top" stroked="f">
-              <v:textbox style="mso-next-textbox:#Надпись 2">
-                <w:txbxContent>
-                  <w:p>
-                    <w:pPr>
-                      <w:pStyle w:val="af"/>
-                      <w:spacing w:after="0"/>
-                      <w:ind w:left="0"/>
-                      <w:jc w:val="both"/>
-                      <w:rPr>
-                        <w:rFonts w:eastAsiaTheme="minorEastAsia"/>
-                        <w:lang w:val="ru-RU"/>
-                      </w:rPr>
-                    </w:pPr>
-                    <m:oMathPara>
-                      <m:oMath>
-                        <m:sSub>
-                          <m:sSubPr>
-                            <m:ctrlPr>
-                              <w:rPr>
-                                <w:rFonts w:ascii="Cambria Math" w:eastAsiaTheme="minorEastAsia" w:hAnsi="Cambria Math"/>
-                                <w:i/>
-                                <w:lang w:val="ru-RU"/>
-                              </w:rPr>
-                            </m:ctrlPr>
-                          </m:sSubPr>
-                          <m:e>
-                            <m:r>
-                              <w:rPr>
-                                <w:rFonts w:ascii="Cambria Math" w:eastAsiaTheme="minorEastAsia" w:hAnsi="Cambria Math"/>
-                              </w:rPr>
-                              <m:t>с</m:t>
-                            </m:r>
-                          </m:e>
-                          <m:sub>
-                            <m:r>
-                              <w:rPr>
-                                <w:rFonts w:ascii="Cambria Math" w:eastAsiaTheme="minorEastAsia" w:hAnsi="Cambria Math"/>
-                                <w:lang w:val="ru-RU"/>
-                              </w:rPr>
-                              <m:t>3</m:t>
-                            </m:r>
-                          </m:sub>
-                        </m:sSub>
-                      </m:oMath>
-                    </m:oMathPara>
-                  </w:p>
-                </w:txbxContent>
-              </v:textbox>
-            </v:shape>
-            <v:shape id="Надпись 2" o:spid="_x0000_s1048" type="#_x0000_t202" style="position:absolute;left:3897;top:14124;width:5391;height:413;visibility:visible;mso-width-percent:400;mso-height-percent:200;mso-wrap-distance-left:9pt;mso-wrap-distance-top:3.6pt;mso-wrap-distance-right:9pt;mso-wrap-distance-bottom:3.6pt;mso-position-horizontal-relative:text;mso-position-vertical-relative:text;mso-width-percent:400;mso-height-percent:200;mso-width-relative:margin;mso-height-relative:margin;v-text-anchor:top" stroked="f">
-              <v:textbox style="mso-next-textbox:#Надпись 2">
-                <w:txbxContent>
-                  <w:p>
-                    <w:pPr>
-                      <w:pStyle w:val="af"/>
-                      <w:spacing w:after="0"/>
-                      <w:ind w:left="0"/>
-                      <w:jc w:val="both"/>
-                      <w:rPr>
-                        <w:rFonts w:eastAsiaTheme="minorEastAsia"/>
-                        <w:i/>
-                        <w:lang w:val="ru-RU"/>
-                      </w:rPr>
-                    </w:pPr>
-                    <w:r>
-                      <w:rPr>
-                        <w:rFonts w:eastAsiaTheme="minorEastAsia"/>
-                        <w:lang w:val="ru-RU"/>
-                      </w:rPr>
-                      <w:t>Рис. 1</w:t>
-                    </w:r>
-                    <w:r>
-                      <w:rPr>
-                        <w:rFonts w:eastAsiaTheme="minorEastAsia"/>
-                        <w:lang w:val="ru-RU"/>
-                      </w:rPr>
-                      <w:t xml:space="preserve"> Поля </w:t>
-                    </w:r>
-                    <m:oMath>
-                      <m:r>
-                        <w:rPr>
-                          <w:rFonts w:ascii="Cambria Math" w:eastAsiaTheme="minorEastAsia" w:hAnsi="Cambria Math"/>
-                        </w:rPr>
-                        <m:t>S</m:t>
-                      </m:r>
-                      <m:d>
-                        <m:dPr>
-                          <m:ctrlPr>
-                            <w:rPr>
-                              <w:rFonts w:ascii="Cambria Math" w:eastAsiaTheme="minorEastAsia" w:hAnsi="Cambria Math"/>
-                              <w:i/>
-                              <w:lang w:val="ru-RU"/>
-                            </w:rPr>
-                          </m:ctrlPr>
-                        </m:dPr>
-                        <m:e>
-                          <m:r>
-                            <w:rPr>
-                              <w:rFonts w:ascii="Cambria Math" w:eastAsiaTheme="minorEastAsia" w:hAnsi="Cambria Math"/>
-                            </w:rPr>
-                            <m:t>x</m:t>
-                          </m:r>
-                          <m:r>
-                            <w:rPr>
-                              <w:rFonts w:ascii="Cambria Math" w:eastAsiaTheme="minorEastAsia" w:hAnsi="Cambria Math"/>
-                              <w:lang w:val="ru-RU"/>
-                            </w:rPr>
-                            <m:t xml:space="preserve">, </m:t>
-                          </m:r>
-                          <m:r>
-                            <w:rPr>
-                              <w:rFonts w:ascii="Cambria Math" w:eastAsiaTheme="minorEastAsia" w:hAnsi="Cambria Math"/>
-                            </w:rPr>
-                            <m:t>y</m:t>
-                          </m:r>
-                        </m:e>
-                      </m:d>
-                      <m:r>
-                        <w:rPr>
-                          <w:rFonts w:ascii="Cambria Math" w:eastAsiaTheme="minorEastAsia" w:hAnsi="Cambria Math"/>
-                          <w:lang w:val="ru-RU"/>
-                        </w:rPr>
-                        <m:t xml:space="preserve">,  </m:t>
-                      </m:r>
-                      <m:r>
-                        <w:rPr>
-                          <w:rFonts w:ascii="Cambria Math" w:eastAsiaTheme="minorEastAsia" w:hAnsi="Cambria Math"/>
-                        </w:rPr>
-                        <m:t>T</m:t>
-                      </m:r>
-                      <m:d>
-                        <m:dPr>
-                          <m:ctrlPr>
-                            <w:rPr>
-                              <w:rFonts w:ascii="Cambria Math" w:eastAsiaTheme="minorEastAsia" w:hAnsi="Cambria Math"/>
-                              <w:i/>
-                              <w:lang w:val="ru-RU"/>
-                            </w:rPr>
-                          </m:ctrlPr>
-                        </m:dPr>
-                        <m:e>
-                          <m:r>
-                            <w:rPr>
-                              <w:rFonts w:ascii="Cambria Math" w:eastAsiaTheme="minorEastAsia" w:hAnsi="Cambria Math"/>
-                            </w:rPr>
-                            <m:t>x</m:t>
-                          </m:r>
-                          <m:r>
-                            <w:rPr>
-                              <w:rFonts w:ascii="Cambria Math" w:eastAsiaTheme="minorEastAsia" w:hAnsi="Cambria Math"/>
-                              <w:lang w:val="ru-RU"/>
-                            </w:rPr>
-                            <m:t xml:space="preserve">, </m:t>
-                          </m:r>
-                          <m:r>
-                            <w:rPr>
-                              <w:rFonts w:ascii="Cambria Math" w:eastAsiaTheme="minorEastAsia" w:hAnsi="Cambria Math"/>
-                            </w:rPr>
-                            <m:t>y</m:t>
-                          </m:r>
-                        </m:e>
-                      </m:d>
-                      <m:r>
-                        <w:rPr>
-                          <w:rFonts w:ascii="Cambria Math" w:eastAsiaTheme="minorEastAsia" w:hAnsi="Cambria Math"/>
-                          <w:lang w:val="ru-RU"/>
-                        </w:rPr>
-                        <m:t xml:space="preserve">, </m:t>
-                      </m:r>
-                      <m:r>
-                        <w:rPr>
-                          <w:rFonts w:ascii="Cambria Math" w:eastAsiaTheme="minorEastAsia" w:hAnsi="Cambria Math"/>
-                        </w:rPr>
-                        <m:t xml:space="preserve"> m</m:t>
-                      </m:r>
-                      <m:d>
-                        <m:dPr>
-                          <m:ctrlPr>
-                            <w:rPr>
-                              <w:rFonts w:ascii="Cambria Math" w:eastAsiaTheme="minorEastAsia" w:hAnsi="Cambria Math"/>
-                              <w:i/>
-                              <w:lang w:val="ru-RU"/>
-                            </w:rPr>
-                          </m:ctrlPr>
-                        </m:dPr>
-                        <m:e>
-                          <m:r>
-                            <w:rPr>
-                              <w:rFonts w:ascii="Cambria Math" w:eastAsiaTheme="minorEastAsia" w:hAnsi="Cambria Math"/>
-                            </w:rPr>
-                            <m:t>x</m:t>
-                          </m:r>
-                          <m:r>
-                            <w:rPr>
-                              <w:rFonts w:ascii="Cambria Math" w:eastAsiaTheme="minorEastAsia" w:hAnsi="Cambria Math"/>
-                              <w:lang w:val="ru-RU"/>
-                            </w:rPr>
-                            <m:t xml:space="preserve">, </m:t>
-                          </m:r>
-                          <m:r>
-                            <w:rPr>
-                              <w:rFonts w:ascii="Cambria Math" w:eastAsiaTheme="minorEastAsia" w:hAnsi="Cambria Math"/>
-                            </w:rPr>
-                            <m:t>y</m:t>
-                          </m:r>
-                        </m:e>
-                      </m:d>
-                      <m:r>
-                        <w:rPr>
-                          <w:rFonts w:ascii="Cambria Math" w:eastAsiaTheme="minorEastAsia" w:hAnsi="Cambria Math"/>
-                          <w:lang w:val="ru-RU"/>
-                        </w:rPr>
-                        <m:t xml:space="preserve"> </m:t>
-                      </m:r>
-                    </m:oMath>
-                  </w:p>
-                </w:txbxContent>
-              </v:textbox>
-            </v:shape>
-            <w10:anchorlock/>
-          </v:group>
-        </w:pict>
-      </w:r>
-    </w:p>
-    <w:p>
-      <w:pPr>
-        <w:pStyle w:val="FirstParagraph"/>
         <w:ind w:firstLine="720"/>
         <w:jc w:val="both"/>
         <w:rPr>
@@ -12154,7 +11313,6 @@
         <w:rPr>
           <w:lang w:val="ru-RU"/>
         </w:rPr>
-        <w:lastRenderedPageBreak/>
         <w:t xml:space="preserve">Рассмотрено два случая: в первом происходит фильтрация парафиносодержащей нефти </w:t>
       </w:r>
       <m:oMath>
@@ -12282,21 +11440,7 @@
         <w:rPr>
           <w:lang w:val="ru-RU"/>
         </w:rPr>
-        <w:t xml:space="preserve"> дебит скважины начинает снижаться. Это вызвано тем, что фронт низкой температуры приблизился к добывающей скважине и повы</w:t>
-      </w:r>
-      <w:proofErr w:type="spellStart"/>
-      <w:r>
-        <w:rPr>
-          <w:lang w:val="ru-RU"/>
-        </w:rPr>
-        <w:t>шение</w:t>
-      </w:r>
-      <w:proofErr w:type="spellEnd"/>
-      <w:r>
-        <w:rPr>
-          <w:lang w:val="ru-RU"/>
-        </w:rPr>
-        <w:t xml:space="preserve"> вязкости нефти </w:t>
+        <w:t xml:space="preserve"> дебит скважины начинает снижаться. Это вызвано тем, что фронт низкой температуры приблизился к добывающей скважине и повышение вязкости нефти </w:t>
       </w:r>
       <w:r>
         <w:rPr>
@@ -12339,21 +11483,7 @@
         <w:rPr>
           <w:lang w:val="ru-RU"/>
         </w:rPr>
-        <w:t xml:space="preserve"> суток фронт холодной воды достиг добывающей скважины и помимо увеличения вязкости флюидов дополни</w:t>
-      </w:r>
-      <w:proofErr w:type="spellStart"/>
-      <w:r>
-        <w:rPr>
-          <w:lang w:val="ru-RU"/>
-        </w:rPr>
-        <w:t>тельно</w:t>
-      </w:r>
-      <w:proofErr w:type="spellEnd"/>
-      <w:r>
-        <w:rPr>
-          <w:lang w:val="ru-RU"/>
-        </w:rPr>
-        <w:t xml:space="preserve"> вызвал снижение пористости и проницаемости пласта вблизи скважины из-за осаждения парафина. Поэтому в данном случае наблюдается значительное падение дебета. На (рис.</w:t>
+        <w:t xml:space="preserve"> суток фронт холодной воды достиг добывающей скважины и помимо увеличения вязкости флюидов дополнительно вызвал снижение пористости и проницаемости пласта вблизи скважины из-за осаждения парафина. Поэтому в данном случае наблюдается значительное падение дебета. На (рис.</w:t>
       </w:r>
       <w:r>
         <w:t> </w:t>
@@ -12660,7 +11790,14 @@
         <w:rPr>
           <w:lang w:val="ru-RU"/>
         </w:rPr>
-        <w:t>), можно сделать вывод о том, что ухудшение ФЕС пласта вследствие осаждения парафина в большей мере произошло по главному направлению от нагнетательной скважины к добывающей. Об этом свидетельствует отставание и сглаживание фронта температуры.</w:t>
+        <w:t xml:space="preserve">), можно сделать вывод о том, что ухудшение ФЕС пласта вследствие осаждения парафина в большей мере произошло по главному направлению от </w:t>
+      </w:r>
+      <w:r>
+        <w:rPr>
+          <w:lang w:val="ru-RU"/>
+        </w:rPr>
+        <w:lastRenderedPageBreak/>
+        <w:t>нагнетательной скважины к добывающей. Об этом свидетельствует отставание и сглаживание фронта температуры.</w:t>
       </w:r>
     </w:p>
     <w:tbl>
@@ -12913,7 +12050,6 @@
           <w:szCs w:val="28"/>
           <w:lang w:val="ru-RU"/>
         </w:rPr>
-        <w:lastRenderedPageBreak/>
         <w:t>Заключение</w:t>
       </w:r>
     </w:p>
@@ -13183,6 +12319,7 @@
           <w:i/>
           <w:iCs/>
         </w:rPr>
+        <w:lastRenderedPageBreak/>
         <w:t>Nikiforov</w:t>
       </w:r>
       <w:proofErr w:type="spellEnd"/>
@@ -13433,7 +12570,6 @@
           <w:i/>
           <w:iCs/>
         </w:rPr>
-        <w:lastRenderedPageBreak/>
         <w:t>Adeyanju</w:t>
       </w:r>
       <w:proofErr w:type="spellEnd"/>
@@ -13819,7 +12955,10 @@
         <w:t xml:space="preserve"> Solid Phase </w:t>
       </w:r>
       <w:r>
-        <w:t xml:space="preserve">Equation of State Application for Wax Formation Prediction in Petroleum Mixtures Iranian Journal of Chemical Engineering Vol. 5, No. 2 (Spring), 2008, </w:t>
+        <w:t xml:space="preserve">Equation of State Application for Wax Formation Prediction in Petroleum Mixtures Iranian </w:t>
+      </w:r>
+      <w:r>
+        <w:t xml:space="preserve">Journal of Chemical Engineering Vol. 5, No. 2 (Spring), 2008, </w:t>
       </w:r>
       <w:proofErr w:type="spellStart"/>
       <w:r>
@@ -13852,106 +12991,9 @@
         <w:rPr>
           <w:lang w:val="ru-RU"/>
         </w:rPr>
-        <w:t xml:space="preserve"> Двухфазная многокомпонентная фильтрация в нефтяных пластах сложной структуры. </w:t>
-      </w:r>
-      <w:proofErr w:type="spellStart"/>
-      <w:r>
-        <w:t>Казань</w:t>
-      </w:r>
-      <w:proofErr w:type="spellEnd"/>
-      <w:r>
-        <w:t xml:space="preserve">: </w:t>
-      </w:r>
-      <w:proofErr w:type="spellStart"/>
-      <w:r>
-        <w:t>Казан</w:t>
-      </w:r>
-      <w:proofErr w:type="spellEnd"/>
-      <w:r>
-        <w:t xml:space="preserve">. </w:t>
-      </w:r>
-      <w:proofErr w:type="spellStart"/>
-      <w:r>
-        <w:t>гос</w:t>
-      </w:r>
-      <w:proofErr w:type="spellEnd"/>
-      <w:r>
-        <w:t xml:space="preserve">. </w:t>
-      </w:r>
-      <w:proofErr w:type="spellStart"/>
-      <w:r>
-        <w:t>ун</w:t>
-      </w:r>
-      <w:proofErr w:type="spellEnd"/>
-      <w:r>
-        <w:t>-т, 2009, 180 с.</w:t>
+        <w:t xml:space="preserve"> Двухфазная многокомпонентная фильтрация в нефтяных пластах сложной структуры. Казань: Казан. гос. ун-т, 2009, 180 с.</w:t>
       </w:r>
       <w:bookmarkEnd w:id="11"/>
-    </w:p>
-    <w:p>
-      <w:pPr>
-        <w:pStyle w:val="a0"/>
-        <w:numPr>
-          <w:ilvl w:val="0"/>
-          <w:numId w:val="3"/>
-        </w:numPr>
-        <w:ind w:left="0" w:firstLine="283"/>
-        <w:jc w:val="both"/>
-        <w:rPr>
-          <w:highlight w:val="red"/>
-          <w:lang w:val="ru-RU"/>
-        </w:rPr>
-      </w:pPr>
-      <w:r>
-        <w:rPr>
-          <w:lang w:val="ru-RU"/>
-        </w:rPr>
-        <w:t xml:space="preserve"> </w:t>
-      </w:r>
-      <w:proofErr w:type="spellStart"/>
-      <w:r>
-        <w:rPr>
-          <w:highlight w:val="red"/>
-          <w:lang w:val="ru-RU"/>
-        </w:rPr>
-        <w:t>Алишаев</w:t>
-      </w:r>
-      <w:proofErr w:type="spellEnd"/>
-      <w:r>
-        <w:rPr>
-          <w:highlight w:val="red"/>
-          <w:lang w:val="ru-RU"/>
-        </w:rPr>
-        <w:t xml:space="preserve"> М.Г.</w:t>
-      </w:r>
-      <w:r>
-        <w:rPr>
-          <w:highlight w:val="red"/>
-          <w:lang w:val="ru-RU"/>
-        </w:rPr>
-        <w:t>, Расчет температурного поля пласта при инжекции жидкости для плоского фильтрационного течения,</w:t>
-      </w:r>
-      <w:r>
-        <w:rPr>
-          <w:highlight w:val="red"/>
-          <w:lang w:val="ru-RU"/>
-        </w:rPr>
-        <w:t xml:space="preserve"> Известия Академии наук СССР. Механика жидкости и газа.</w:t>
-      </w:r>
-      <w:r>
-        <w:rPr>
-          <w:highlight w:val="red"/>
-          <w:lang w:val="ru-RU"/>
-        </w:rPr>
-        <w:t>,</w:t>
-      </w:r>
-      <w:r>
-        <w:rPr>
-          <w:highlight w:val="red"/>
-          <w:lang w:val="ru-RU"/>
-        </w:rPr>
-        <w:t xml:space="preserve"> 1979. № 1. С. 67.</w:t>
-      </w:r>
     </w:p>
     <w:sectPr>
       <w:pgSz w:w="12240" w:h="15840"/>
@@ -14181,7 +13223,7 @@
       <w:lvlText w:val="%1."/>
       <w:lvlJc w:val="left"/>
       <w:pPr>
-        <w:ind w:left="720" w:hanging="360"/>
+        <w:ind w:left="928" w:hanging="360"/>
       </w:pPr>
     </w:lvl>
     <w:lvl w:ilvl="1" w:tplc="04190019" w:tentative="1">
